--- a/example_articles/states/Maryland/3.states_Maryland_New_York_Times.docx
+++ b/example_articles/states/Maryland/3.states_Maryland_New_York_Times.docx
@@ -27,17 +27,17 @@
     </w:p>
     <w:p>
       <w:r>
-        <w:t>Source File: NYT/46.DOCX</w:t>
+        <w:t>Source file: NYT/46.DOCX</w:t>
       </w:r>
     </w:p>
     <w:p>
       <w:r>
-        <w:t>Raw locations result: ['Maryland']</w:t>
+        <w:t>Raw locations result, 'locations': ['Maryland']</w:t>
       </w:r>
     </w:p>
     <w:p>
       <w:r>
-        <w:t>states_stand_flat (Standardized): Maryland</w:t>
+        <w:t>Standardized locations result, 'states_stand_flat': Maryland</w:t>
       </w:r>
     </w:p>
     <w:p>

--- a/example_articles/states/Maryland/3.states_Maryland_New_York_Times.docx
+++ b/example_articles/states/Maryland/3.states_Maryland_New_York_Times.docx
@@ -7,7 +7,9 @@
         <w:pStyle w:val="Heading1"/>
       </w:pPr>
       <w:r>
-        <w:t>Blue-Collar Sport in a White-Collar Town</w:t>
+        <w:t>Review/Television;</w:t>
+        <w:br/>
+        <w:t>Studying Ancient Religions As Shapers of the Present</w:t>
       </w:r>
     </w:p>
     <w:p>
@@ -17,17 +19,17 @@
     </w:p>
     <w:p>
       <w:r>
-        <w:t>Date: 1999-05-30</w:t>
+        <w:t>Date: 1992-02-01</w:t>
       </w:r>
     </w:p>
     <w:p>
       <w:r>
-        <w:t>Section: Section 14CN; ; Section 14CN; Page 13; Column 1; Connecticut Weekly Desk ; Column 1;</w:t>
+        <w:t>Section: Section 1;; Section 1; Page 48; Column 5; Cultural Desk; Column 5;; Review</w:t>
       </w:r>
     </w:p>
     <w:p>
       <w:r>
-        <w:t>Source file: NYT/46.DOCX</w:t>
+        <w:t>Source file: NYT/44.DOCX</w:t>
       </w:r>
     </w:p>
     <w:p>
@@ -49,74 +51,43 @@
     </w:p>
     <w:p>
       <w:r>
-        <w:t>NOW that Minnesota Gov. Jesse Ventura has thrust wrestling into the limelight, along with Representative Dennis Hastert, the Speaker of the House of Representatives who is a former wrestling coach, nobody is more enthusiastic than Richard Pluta.</w:t>
+        <w:t>"Legacy" is Michael Wood's search for the sources of religious thought that have endured into the 20th century. In the six-hour series, which begins tomorrow at 8 P.M. on Channel 13, the English writer and narrator of such upscale productions as "Art of the Western World" and "In Search of the Trojan War" goes to Iraq, India, China, Egypt, Central America and, finally, to what he calls "the barbarian West" to learn how the past has shaped or misshaped the present.</w:t>
         <w:br/>
-        <w:t>Mr. Pluta of Greenwich, a Wall Street financial consultant who volunteers to run the Greenwich Wrestling Club, an after-school program, was not surprised that politicians could have wrestling in their backgrounds.</w:t>
+        <w:t>The programs move so fast over such distances of space and time that you may feel left behind. (A map or two might have helped viewers to orient themselves, particularly in the Orient.) But Mr. Wood's breathless enthusiasm and the evocative scenes, notably the festivals in India that continue to draw millions of villagers to Mother Ganges, carry one along.</w:t>
         <w:br/>
-        <w:t>"Most people don't realize that wrestling is great preparation for politics or any other profession," he said. "When you're alone on a mat, you can't duck challenges. You must rely on your own resources."</w:t>
+        <w:t>The first two-hour segment begins in Iraq, by the waters of the Tigris and Euphrates, where civilization is said to have begun and out of which came the Biblical accounts of the Flood and the Ark. In the area that entered the Bible as the Garden of Eden, which Mr. Wood visited shortly before the Persian Gulf war, he finds "a blasted landscape"; that not unexpectedly prompts him to reflect on the damage done by the overexploitation of nature's resources.</w:t>
         <w:br/>
-        <w:t>The 39-year-old former college wrestler said he had been trying "to get kids in this upscale town to go out for a working-class sport and see wrestling as cool, like lacrosse, baseball or football."</w:t>
+        <w:t>Although he is critical of many aspects of Western civilization, Mr. Wood shows himself to be a good liberal Englishman at heart. The societies that stir his enthusiasm are those, like ancient Baghdad, where many religions coexisted in a spirit of peaceful pluralism. He is pleased with the thought that Abraham, the humane father of Judaism, Christianity and Islam, may have ruled for a time over a piece of what is now Iraq. In the second hour, on India, he focuses fondly on Hinduism, which has traditionally found room for a variety of beliefs, despite a lamentable propensity of some of the faithful to slaughter Muslims and other non-Hindus from time to time.</w:t>
         <w:br/>
-        <w:t>Starting with six boys at the downtown Boys Club, the program has grown rapidly in two years and moved last year to bigger quarters at the Western Civic Center in Greenwich. Now, 75 boys from all over Greenwich are enrolled, ranging from second-graders to high school students.</w:t>
+        <w:t>He is ecumenically high, too, on the Indian Emperor Asoka, who in the third century B.C. issued edicts to preserve forests and animals and may have invented the idea of nonviolence, and Akbar the Great, whose Muslim dynasty in the north gave rights to all faiths at a time when religious wars raged in the West. Mr. Wood deplores the excesses of Muslim rule in its less tolerant incarnations; it is easy to share his indignation at the sight of Hindu temples that have been destroyed and replaced by mosques.</w:t>
         <w:br/>
-        <w:t>Mr. Pluta, a first vice president at Merrill Lynch in Manhattan, spends much of his leisure time fund-raising and enlisting support for the Greenwich Wrestling Club, which is affiliated with USA Wrestling. Mr. Pluta said about $8,000 of his $25,000 goal has been raised this year. He also helps coach the club at the Western Civic Center in the Glenville section of Greenwich.</w:t>
+        <w:t>But he can get carried away. He writes of the Mesopotamians of 5,000 years ago who gave the world writing and mathematics, "They were a people who pondered deeply the meaning of life." And given the sweep of "Legacy," the lessons he draws about the need to protect the environment seem a bit too fashionable; his likening of Saddam Hussein to Nebuchadnezzar, who reigned over a flourishing Babylon in the sixth century B.C., is a literary conceit, and adding the Persian Gulf conflict to the wars of conquest in the Middle East down the ages is of course topical but also facile.</w:t>
         <w:br/>
-        <w:t>At a recent evening class at the civic center, Mr. Pluta and his assistant, Will Von Tobel, taught 26 youngsters, grades 2 to 6. Mr. Pluta didn't have time to change into his sweats because he missed an earlier train from Manhattan, so he was still wearing his dark business suit.  "Come on, come on, ankle pick! Ankle pick!" he calls out. "Take down your man!"</w:t>
+        <w:t>He is more illuminating when he relates the political principles of Nehru and Gandhi to opposing strands of Indian thought, one looking outward toward the West, the other looking inward to the concepts of Hinduism and other indigenous religions. He also suggests provocatively that India's caste system may have begun as a form of apartheid, to separate the Aryan invaders from darker-skinned locals.</w:t>
         <w:br/>
-        <w:t>"Wrestling is not only a great character-builder, but a democratizer," adds Mr. Pluta, who received a college wrestling scholarship from Miami of Ohio. "For example, right in front of you in this room, there are two kids squaring off against each other. One is the son of a billionaire. The other is from downtown Greenwich, from a family at the opposite end of the income spectrum. But on the mat they're equal. What's so great is that they admire and respect each other. Their paths wouldn't have crossed otherwise."</w:t>
-        <w:br/>
-        <w:t>Mr. Pluta waives the $150, six-month fee at the wrestling club if a boy's family can't afford it. About a quarter of the wrestlers don't pay. The fees, which help cover rent for the civic center and wrestling gear, augment contributions from the Greenwich business community.</w:t>
-        <w:br/>
-        <w:t>Mr. Von Tobel, 25, who is a part-time instructor at Greenwich High School and a personal trainer, coaches and raises funds for the club. Alex Harvey, 22, who works as an elementary school teacher's aide in Greenwich, also coaches.</w:t>
-        <w:br/>
-        <w:t>The classes are conducted throughout the year on Tuesdays, Thursdays and Saturdays. If the Greenwich Wrestling Club keeps growing and donations keep pace, Mr. Pluta hopes to move the club from Glenville to a larger center in Old Greenwich.</w:t>
-        <w:br/>
-        <w:t>The wrestlers compete in tournaments, both in and out of Connecticut. At a recent statewide competition in Hartford, seven of his wrestlers placed in a field of 250 and four won medals. And at a recent event in Wilton, four wrestlers from the club qualified for the national competition to be held in Chattanooga in early July.</w:t>
-        <w:br/>
-        <w:t>Mr. Pluta, who is a native of the Chicago area, said that the sport teaches more than quick moves.</w:t>
-        <w:br/>
-        <w:t>"Wrestling teaches lessons, which I learned as a kid, that stand you in good stead for the rest of your life," he said. "Especially how to deal with failure. One minute you're on top, the next you're pinned to the mat."</w:t>
-        <w:br/>
-        <w:t>He said that mistakes on a football field can be hidden in the crunch of bodies. "But in wrestling, one miscue and you're on your back for all to see," he said. "It helps give kids a sense of discipline and a desire to accomplish something on their own."</w:t>
-        <w:br/>
-        <w:t>Carl Higbie, 16, is a club member who is a freshman on the high school varsity team. "Wrestling definitely teaches you self-motivation," he said. "If you make mistakes, it's just you because you're all alone out there with the other guy, not like football or baseball."</w:t>
-        <w:br/>
-        <w:t>Dan Anders, 17, another club member on the high school team, said wrestling has helped him develop focus, even off the mat.</w:t>
-        <w:br/>
-        <w:t>"When I'm not wrestling, like when I am in a class or on a job, I seem to do better," he said.</w:t>
-        <w:br/>
-        <w:t>Mr. Von Tobel said that without the program, children in Greenwich generally would not be exposed to the sport until high school.</w:t>
-        <w:br/>
-        <w:t>"So instead of joining the team as freshmen," he said about the high-school team, "they might have to wait until they were sophomores or juniors. So we run a kind of feeder program for the high school."</w:t>
-        <w:br/>
-        <w:t>Steve Rogowskey, the Greenwich High School wrestling coach, said the club members have made his team better. "Last year we tied New Canaan," he said. "This year we beat them. Last year Danbury, which is one of the strongest wrestling teams in the state, beat us badly. This year it was much closer."</w:t>
-        <w:br/>
-        <w:t>At a recent club practice, Karen Morello of Stamford, watched her son, Anthony, 11, grapple with his opponent. . "My son is a rough-house kid and here he learns how not to hurt anybody or get hurt himself, and he gets so much fun out of it," she said.</w:t>
-        <w:br/>
-        <w:t>Another parent, Trina Horine of Greenwich, said she felt the program helps her sons Storm, 10, and Chase, 8, learn about self-defense and keeps them in shape.</w:t>
-        <w:br/>
-        <w:t>Mr. Pluta said that of all athletes, wrestlers have some of the best muscle-to-fat ratios.</w:t>
-        <w:br/>
-        <w:t>"Well developed wrestlers are in the vicinity of 5 percent body fat," he said. "Sure, a wrestling match lasts only nine minutes. But when I wrestled in college, I would lose several pounds in just that period of time. It's even more strenuous than weight lifting because that 150- or 200-pound opponent is a barbell that fights back."</w:t>
-        <w:br/>
-        <w:t>Mr. Pluta said that wrestling helped him rise above his humble beginnings.</w:t>
-        <w:br/>
-        <w:t>"My father was a plumber," he said. "I ask myself, 'How did I get here?' Beyond hard work, I made it by not giving up, something I learned at home and on the mats."</w:t>
-        <w:br/>
-        <w:t>And now he said he wants to inspire others.</w:t>
-        <w:br/>
-        <w:t>"This is my way of giving something back to the community," Mr. Pluta said. "I want to help kids take the same road that I traveled. And to me, there is no better way than wrestling."</w:t>
-        <w:br/>
-        <w:br/>
-        <w:t>http://www.nytimes.com</w:t>
-        <w:br/>
-        <w:br/>
-        <w:t>Graphic</w:t>
-        <w:br/>
+        <w:t>Monday night, the itinerary reaches China, where Mr. Wood admires the Taoist principle of the harmony of earth, nature and the cosmos, and Egypt, where Egyptian, Greek and Roman cultures fought and fused. Trying to take in the ancient world in a few hours is like being on one of those packaged tours that may leave visitors a little unsure of whether they saw St. Paul's in Paris or if it was the Eiffel Tower that leaned. Still, "Legacy" is a bold journey that ought to inspire viewers to do some traveling or reading or thinking of their own.</w:t>
         <w:br/>
         <w:t xml:space="preserve"> </w:t>
         <w:br/>
-        <w:t>Photos: Richard Pluta arrives at the train station from his job in Manhattan and heads for coaching duties at the Greenwich Wrestling Club. Chase Horine, 9, above, holds Mr. Pluta's son, Matthew, 7, during a recent practice in Greenwich. At left, Mr. Pluta with Matthew and their dog, Oscar. (Photographs by Janet Durrans for The New York Times)</w:t>
+        <w:t>The People's Agenda'</w:t>
+        <w:br/>
+        <w:t>CNN</w:t>
+        <w:br/>
+        <w:t>Sunday at 9 P.M.</w:t>
+        <w:br/>
+        <w:t>The concerns voiced by residents of Baltimore on Sunday's two-hour edition of "The People's Agenda," on CNN, will probably not surprise you, but the reporting gives them force and immediacy. Ken Bode, Art Harris and Brooks Jackson talk to working-class Americans, who are on the wrong end of the nation's biggest problems: unemployment, crime, school failure, ever-rising medical costs, family disarray, racial divisions and more. The interviews bring out the anxieties that are feeding a mistrust of politicians as the Presidential campaign begins.</w:t>
+        <w:br/>
+        <w:t>This program is the first in the cable network's "Democracy in America" series, financed in part by the Markle Foundation, in hopes of increasing public awareness and participation in the 1992 election. The common feeling reported on here that office holders, in thrall to big money, have become remote from the worries of working people ought to add to the awareness and, let's hope, the anxieties of candidates, too.</w:t>
+        <w:br/>
+        <w:t xml:space="preserve"> </w:t>
+        <w:br/>
+        <w:t xml:space="preserve"> </w:t>
+        <w:br/>
+        <w:t>Legacy</w:t>
+        <w:br/>
+        <w:t xml:space="preserve"> </w:t>
+        <w:br/>
+        <w:t>A six-part documentary series, produced and directed by Peter Spry-Leverton; written by Michael Wood; edited by McDonald Brown and Peter Brown; a production of Maryland Public Television and Central Independent Television; Leo Eaton and Roger James, executive producers; Mr. Wood, host. On PBS from 8 to 10 P.M. Sunday through Tuesday.</w:t>
       </w:r>
     </w:p>
     <w:sectPr>

--- a/example_articles/states/Maryland/3.states_Maryland_New_York_Times.docx
+++ b/example_articles/states/Maryland/3.states_Maryland_New_York_Times.docx
@@ -7,9 +7,7 @@
         <w:pStyle w:val="Heading1"/>
       </w:pPr>
       <w:r>
-        <w:t>Review/Television;</w:t>
-        <w:br/>
-        <w:t>Studying Ancient Religions As Shapers of the Present</w:t>
+        <w:t>The Immigrants Who Oppose Sanctuary</w:t>
       </w:r>
     </w:p>
     <w:p>
@@ -19,17 +17,17 @@
     </w:p>
     <w:p>
       <w:r>
-        <w:t>Date: 1992-02-01</w:t>
+        <w:t>Date: 2017-05-10</w:t>
       </w:r>
     </w:p>
     <w:p>
       <w:r>
-        <w:t>Section: Section 1;; Section 1; Page 48; Column 5; Cultural Desk; Column 5;; Review</w:t>
+        <w:t>Section: Section A; Column 0; National Desk; Pg. 14</w:t>
       </w:r>
     </w:p>
     <w:p>
       <w:r>
-        <w:t>Source file: NYT/44.DOCX</w:t>
+        <w:t>Source file: NYT/37.DOCX</w:t>
       </w:r>
     </w:p>
     <w:p>
@@ -51,43 +49,174 @@
     </w:p>
     <w:p>
       <w:r>
-        <w:t>"Legacy" is Michael Wood's search for the sources of religious thought that have endured into the 20th century. In the six-hour series, which begins tomorrow at 8 P.M. on Channel 13, the English writer and narrator of such upscale productions as "Art of the Western World" and "In Search of the Trojan War" goes to Iraq, India, China, Egypt, Central America and, finally, to what he calls "the barbarian West" to learn how the past has shaped or misshaped the present.</w:t>
+        <w:t>ELLICOTT CITY, Md. -- When lawmakers in Howard County, Md., a stretch of suburbia between Washington and Baltimore, declared their intention to make the county a sanctuary for people living in the country illegally, J. D. Ma thought back to how hard he had worked studying English as a boy in Shanghai.</w:t>
         <w:br/>
-        <w:t>The programs move so fast over such distances of space and time that you may feel left behind. (A map or two might have helped viewers to orient themselves, particularly in the Orient.) But Mr. Wood's breathless enthusiasm and the evocative scenes, notably the festivals in India that continue to draw millions of villagers to Mother Ganges, carry one along.</w:t>
+        <w:t xml:space="preserve">Stanley Salazar, a native of El Salvador, worried that the violent crime already plaguing Maryland's suburbs attributed to immigrant gangs would eventually touch his own daughters. </w:t>
         <w:br/>
-        <w:t>The first two-hour segment begins in Iraq, by the waters of the Tigris and Euphrates, where civilization is said to have begun and out of which came the Biblical accounts of the Flood and the Ark. In the area that entered the Bible as the Garden of Eden, which Mr. Wood visited shortly before the Persian Gulf war, he finds "a blasted landscape"; that not unexpectedly prompts him to reflect on the damage done by the overexploitation of nature's resources.</w:t>
+        <w:t xml:space="preserve">  Hongling Zhou, who had been a student in Beijing during the Tiananmen Square uprising, feared an influx of undocumented immigrants, and their children, would cripple the public schools.</w:t>
         <w:br/>
-        <w:t>Although he is critical of many aspects of Western civilization, Mr. Wood shows himself to be a good liberal Englishman at heart. The societies that stir his enthusiasm are those, like ancient Baghdad, where many religions coexisted in a spirit of peaceful pluralism. He is pleased with the thought that Abraham, the humane father of Judaism, Christianity and Islam, may have ruled for a time over a piece of what is now Iraq. In the second hour, on India, he focuses fondly on Hinduism, which has traditionally found room for a variety of beliefs, despite a lamentable propensity of some of the faithful to slaughter Muslims and other non-Hindus from time to time.</w:t>
+        <w:t xml:space="preserve">  At first blush, making Howard County a sanctuary for undocumented immigrants had seemed a natural move: The county has twice as many Democrats as Republicans and a highly educated population, full of scientists and engineers. One in five residents was born abroad.</w:t>
         <w:br/>
-        <w:t>He is ecumenically high, too, on the Indian Emperor Asoka, who in the third century B.C. issued edicts to preserve forests and animals and may have invented the idea of nonviolence, and Akbar the Great, whose Muslim dynasty in the north gave rights to all faiths at a time when religious wars raged in the West. Mr. Wood deplores the excesses of Muslim rule in its less tolerant incarnations; it is easy to share his indignation at the sight of Hindu temples that have been destroyed and replaced by mosques.</w:t>
+        <w:t xml:space="preserve">  But the bill met stout opposition from an unlikely source: some of those very same foreign-born residents.</w:t>
         <w:br/>
-        <w:t>But he can get carried away. He writes of the Mesopotamians of 5,000 years ago who gave the world writing and mathematics, "They were a people who pondered deeply the meaning of life." And given the sweep of "Legacy," the lessons he draws about the need to protect the environment seem a bit too fashionable; his likening of Saddam Hussein to Nebuchadnezzar, who reigned over a flourishing Babylon in the sixth century B.C., is a literary conceit, and adding the Persian Gulf conflict to the wars of conquest in the Middle East down the ages is of course topical but also facile.</w:t>
+        <w:t xml:space="preserve">  In passionate testimony before county legislators, and in tense debates with liberal neighbors born in the United States, legal immigrants argued that offering sanctuary to people who came to the country illegally devalued their own past struggles to gain citizenship.</w:t>
         <w:br/>
-        <w:t>He is more illuminating when he relates the political principles of Nehru and Gandhi to opposing strands of Indian thought, one looking outward toward the West, the other looking inward to the concepts of Hinduism and other indigenous religions. He also suggests provocatively that India's caste system may have begun as a form of apartheid, to separate the Aryan invaders from darker-skinned locals.</w:t>
+        <w:t xml:space="preserve">  Some even felt it threatened their hard-won hold on the American dream.</w:t>
         <w:br/>
-        <w:t>Monday night, the itinerary reaches China, where Mr. Wood admires the Taoist principle of the harmony of earth, nature and the cosmos, and Egypt, where Egyptian, Greek and Roman cultures fought and fused. Trying to take in the ancient world in a few hours is like being on one of those packaged tours that may leave visitors a little unsure of whether they saw St. Paul's in Paris or if it was the Eiffel Tower that leaned. Still, "Legacy" is a bold journey that ought to inspire viewers to do some traveling or reading or thinking of their own.</w:t>
+        <w:t xml:space="preserve">  Their objections stunned Democratic supporters of sanctuary here and helped bring about the bill's demise in March. A similar proposal for the state collapsed this month in the Maryland Senate, where Democrats also hold a two-to-one advantage. Some of the same immigrants spoke out against it.</w:t>
+        <w:br/>
+        <w:t xml:space="preserve">  The failure of the sanctuary bills in Maryland reveals a potentially troublesome fissure for Democrats as they rush to defy Mr. Trump. Their party has staked out an activist position built around protecting undocumented immigrants. But it is one that has alienated many who might have been expected to support it.</w:t>
+        <w:br/>
+        <w:t xml:space="preserve">  What follows are the stories of four immigrants in Maryland who oppose sanctuary status -- people whose voices have rarely been heard in the long debate over how to fix the nation's immigration system.</w:t>
+        <w:br/>
+        <w:t xml:space="preserve">  Some supporters of sanctuary had dismissed them as white-collar professionals whose personal struggles could not compare with those of undocumented people now facing possible deportation.</w:t>
+        <w:br/>
+        <w:t xml:space="preserve">  But anyone who thought their journeys were easy, these immigrants said, has never walked in their shoes.</w:t>
+        <w:br/>
+        <w:t xml:space="preserve">  The Lawyer</w:t>
+        <w:br/>
+        <w:t xml:space="preserve">  Growing up in China, J. D. Ma shared a small room with his parents and sister in a communal apartment in a working-class district of Shanghai. They had to take turns with two other families -- 14 people in all -- to use a single bathroom.</w:t>
+        <w:br/>
+        <w:t xml:space="preserve">  His maternal grandfather, a history teacher, was sent to a labor camp in 1957 under Mao Zedong. The family eventually received a letter saying he had committed suicide.</w:t>
+        <w:br/>
+        <w:t xml:space="preserve">  But still, they considered themselves lucky: They lived in the city. They had running water.</w:t>
+        <w:br/>
+        <w:t xml:space="preserve">  From the age of 9, Mr. Ma was pushed to learn English by his mother. ''Study harder,'' she told him. ''Score higher.'' At 12, he won entry into a highly selective boarding school where he toiled for 13 hours a day.</w:t>
+        <w:br/>
+        <w:t xml:space="preserve">  Today, Mr. Ma, 45, is a patent attorney, living in a stately home in Clarksville, Md., after years of study at universities in New York, Utah and Virginia and a first career as a software engineer. His wife, also a Chinese immigrant, works for the National Weather Service. Two-thirds of their daughter's second-grade classmates have parents from China or India.</w:t>
+        <w:br/>
+        <w:t xml:space="preserve">  Mr. Ma sees his whole life as a struggle to achieve his Americanness.</w:t>
+        <w:br/>
+        <w:t xml:space="preserve">  ''Being in America is such a high privilege,'' he said, sitting in his brightly painted kitchen. ''As an immigrant I really feel it.'' He added: ''You cannot easily give that privilege to somebody without going through some kind of process. It's like giving lots of gold for one dollar.''</w:t>
+        <w:br/>
+        <w:t xml:space="preserve">  Mr. Ma voted for Hillary Clinton. But hearing liberals talk about undocumented immigrants confuses him: The fact that their entering the country broke the law is somehow sidestepped, like a crude remark at a polite dinner party. Democrats oppose deportation on the grounds that it breaks up families, Mr. Ma said. But so do other aspects of the justice system -- without setting off the same outcry.</w:t>
+        <w:br/>
+        <w:t xml:space="preserve">  ''If a single mother commits a crime and has to go to jail,'' he said, ''we don't say, 'Oh, we can't do that, because it will break her family.'''</w:t>
+        <w:br/>
+        <w:t xml:space="preserve">  This perspective baffled the sanctuary bill's supporters.</w:t>
+        <w:br/>
+        <w:t xml:space="preserve">  Why, they asked, were naturalized citizens like Mr. Ma so threatened by the act of protecting people living in the country illegally -- many of whom had worked just as hard, and put down roots of their own, thanks to years of lax immigration enforcement and an economy that depended on their labor?</w:t>
+        <w:br/>
+        <w:t xml:space="preserve">  Undocumented immigrants, after all, live much more tenuous existences. Mr. Ma said that a liberal friend had chided him for not understanding his own advantages, compared with ''people who were here babysitting and doing all the cleaning and cutting grass for people.''</w:t>
+        <w:br/>
+        <w:t xml:space="preserve">  Mr. Ma has thought about this argument a lot. But he has concluded that it is irrelevant to the broader issue of legality.</w:t>
+        <w:br/>
+        <w:t xml:space="preserve">  Rather than treating the nation at large as complicit, he focuses on personal responsibility.</w:t>
+        <w:br/>
+        <w:t xml:space="preserve">  ''Just because you are a productive member of society, working hard, mowing lawns, that should not be the reason to give you that gold,'' he said. ''You kind of jammed something down America's throat. You said, 'I understand you haven't given me permission to contribute, but I want to contribute. So here I am doing it.'''</w:t>
+        <w:br/>
+        <w:t xml:space="preserve">  The Carpenter</w:t>
+        <w:br/>
+        <w:t xml:space="preserve">  Many Hispanics welcomed Democrats' efforts to make Maryland a sanctuary. Stanley Salazar, 37, did not.</w:t>
+        <w:br/>
+        <w:t xml:space="preserve">  A carpenter in Silver Spring, he compares living in the country illegally to being a guest in someone's home: Be on your best behavior. Make your bed and do the dishes. Any misbehavior -- drinking and driving, for example -- could mean you are no longer welcome.</w:t>
+        <w:br/>
+        <w:t xml:space="preserve">  Mr. Salazar, who is from El Salvador, knows this because he himself was illegal.</w:t>
+        <w:br/>
+        <w:t xml:space="preserve">  He first visited the United States when he was 10. His mother, a biology teacher, had a sister in Reno who had married an American. Mr. Salazar still remembers being amazed by his first all-you-can-eat buffet, and playing an arcade game called Paperboy, in which you raced on a bike, tossing newspapers and dodging obstacles on a suburban street.</w:t>
+        <w:br/>
+        <w:t xml:space="preserve">  His journey back, and to American citizenship, was long, but compared with more recent immigrants', relatively painless: He left law school in El Salvador in 2001 and traveled to Maryland on a tourist visa, but violated its terms by painting houses for cash. After several extensions, his visa expired. But he spoke English, thanks to his mother's tireless teaching. She had a green card. And he had a driver's license, a bank account and a car. By 2007, he had his own green card.</w:t>
+        <w:br/>
+        <w:t xml:space="preserve">  Now, he lives in a small house with his wife, their daughters and his mother, 73, who rides the subway into Washington every morning to her job serving sandwiches in a museum.</w:t>
+        <w:br/>
+        <w:t xml:space="preserve">  Mr. Salazar thinks sanctuary would be bad for Maryland. He bases this on what has already happened in Montgomery County, where he has been part of a Hispanic population boom.</w:t>
+        <w:br/>
+        <w:t xml:space="preserve">  The Salvadoran gang MS-13 has gained strength in the area recently, the authorities say, partly because of an influx of undocumented children arriving without their parents. The young arrivals are more susceptible to recruitment by gangs.</w:t>
+        <w:br/>
+        <w:t xml:space="preserve">  Mr. Salazar sees the statistics: At least 16 homicides in the county have been attributed to gangs since June 2015. About half have been linked to MS-13, including the killing of a 15-year-old girl in Gaithersburg.</w:t>
+        <w:br/>
+        <w:t xml:space="preserve">  ''I have three daughters right now and I'm thinking about them,'' Mr. Salazar said, sipping a milkshake at a Burger King in Gaithersburg. ''Don't I have the right to be afraid that this kind of stuff is increasing?''</w:t>
+        <w:br/>
+        <w:t xml:space="preserve">  But Mr. Salazar has other worries, too. The public school population has risen sharply, and the county recently raised property taxes by about 9 percent to keep up. The share of students enrolled in classes for English learners rose to 14.6 percent of the school population this year, up from 11.2 percent in 2009, and accounted for more than half the total increase of students in the school system this year.</w:t>
+        <w:br/>
+        <w:t xml:space="preserve">  But that burden is borne unequally, he said. The high school Mr. Salazar's daughters would attend, where more than 40 percent of students receive subsidized lunch, is ranked far below one in affluent Bethesda, where fewer than 5 percent qualify.</w:t>
+        <w:br/>
+        <w:t xml:space="preserve">  Mr. Salazar dismisses proponents of sanctuary as liberals living in areas that are insulated from the potential consequences. He believes politicians ''are using us like flags,'' casting immigrants as blameless victims.</w:t>
+        <w:br/>
+        <w:t xml:space="preserve">  But immigrants are people with flaws, he said. They need a way to gain legal status, not a safe space to remain here illegally.</w:t>
+        <w:br/>
+        <w:t xml:space="preserve">  ''We are not unicorns jumping over rainbows,'' he said. ''We are people. This is life. And life is hard.''</w:t>
+        <w:br/>
+        <w:t xml:space="preserve">  The Entrepreneur</w:t>
+        <w:br/>
+        <w:t xml:space="preserve">  On a recent spring afternoon here, a school bus bumped down a residential street, passed a woman wearing a bright green sari and came to a halt in front of a brick house with a lawn worn from soccer games and a well-used goal. The son and daughter of Biplab Pal stepped down and scampered home.</w:t>
+        <w:br/>
+        <w:t xml:space="preserve">  Immigrants have been coming here for years: Koreans at first, Indians more recently. Mr. Pal, 43, arrived in 2008, drawn by good schools. A third of the children in his son's fourth-grade class are Indian-American. Their parents are highly educated: Mr. Pal's real estate agent has a Ph.D. in biochemistry.</w:t>
+        <w:br/>
+        <w:t xml:space="preserve">  Gregarious and sharp-witted, Mr. Pal talked with Indian friends about the Howard County sanctuary bill. They did not like it.</w:t>
+        <w:br/>
+        <w:t xml:space="preserve">  Some told of sacrifices like missing a parent's funeral back in India, because traveling home could jeopardize the yearslong pursuit of a green card. With so many people waiting in line for years, the idea of providing sanctuary for those who had broken the law left a sour taste.</w:t>
+        <w:br/>
+        <w:t xml:space="preserve">  The more pressing priority, they told him, should be improving legal immigration.</w:t>
+        <w:br/>
+        <w:t xml:space="preserve">  ''You see the Indians get very angry because they have suffered so much to get a green card,'' said Mr. Pal, sitting at a table laden with Indian sweets. ''They think a country with one-sixth of the world's population should have more slots. But instead, everybody is fighting for illegal immigration.''</w:t>
+        <w:br/>
+        <w:t xml:space="preserve">  Mr. Pal got his own green card in just a few months, as part of a special category reserved for inventors and researchers. His company makes software that tracks the functioning of factory equipment.</w:t>
+        <w:br/>
+        <w:t xml:space="preserve">  He had a different objection to sanctuary: He believed it would lead to an increase in crime.</w:t>
+        <w:br/>
+        <w:t xml:space="preserve">  He used to live in Los Angeles, in a neighborhood with many undocumented immigrants and lots of crime. He saw a connection.</w:t>
+        <w:br/>
+        <w:t xml:space="preserve">  He conceded that his evidence was only anecdotal. But the research that liberals were always sending him to change his mind was unsatisfying. ''It's always crime statistics for all immigrants,'' he said. ''It's true -- crime is very low for legal immigrants. But I want to know about illegal immigrants. Nobody has statistics for that.''</w:t>
+        <w:br/>
+        <w:t xml:space="preserve">  Mr. Pal is a Democrat, like most Indian-Americans. He voted for Mrs. Clinton. But in the rush to oppose Mr. Trump, he believes, Democrats moved too far left on immigration.</w:t>
+        <w:br/>
+        <w:t xml:space="preserve">  It wasn't always like this. In 1996, President Bill Clinton talked about illegal immigration as a problem.</w:t>
+        <w:br/>
+        <w:t xml:space="preserve">  But now the talk is of sanctuary, which Mr. Pal believes would amount to an invitation. ''Do we really want more illegal immigrants in our country?'' he said. ''I don't think the answer is yes.''</w:t>
+        <w:br/>
+        <w:t xml:space="preserve">  And he is happy that  illegal border crossings have declined. ''I don't want to sound like a Trump supporter, but something is working,'' he said.</w:t>
+        <w:br/>
+        <w:t xml:space="preserve">  Most undocumented immigrants are Latino, and some sanctuary supporters believe that the Asian-Americans who oppose it -- and who came to this country by airplane to earn graduate degrees -- look down on those who crossed the border on foot, as a matter of race, class or misplaced fear.</w:t>
+        <w:br/>
+        <w:t xml:space="preserve">  Perhaps legal immigrants should be more understanding, Mr. Pal said, but that might be asking too much.</w:t>
+        <w:br/>
+        <w:t xml:space="preserve">  ''Frankly speaking, each immigrant has their own little story of how they struggled in the United States,'' he said. ''To tell the truth, illegal people have suffered 1,000 times more. But people only see their own suffering.''</w:t>
+        <w:br/>
+        <w:t xml:space="preserve">  The Statistician</w:t>
+        <w:br/>
+        <w:t xml:space="preserve">  Hongling Zhou was born in 1966, the year Mao Zedong started the Cultural Revolution. Politics followed her throughout her young life.</w:t>
+        <w:br/>
+        <w:t xml:space="preserve">  She was a graduate student in math when the 1989 student movement ignited protests across the country. She remembers days of protesting and nights staying up late talking about change. When the military killed hundreds of protesters in Beijing, she could not bear to stay.</w:t>
+        <w:br/>
+        <w:t xml:space="preserve">  ''We left after that -- a lot of us left after that,'' she said, sitting at her kitchen table.</w:t>
+        <w:br/>
+        <w:t xml:space="preserve">  At Indiana University, she earned a master's degree in statistics while working part time in a hospital. Now, Ms. Zhou lives in Clarksville, Md., with her husband, a software engineer who also emigrated from China, and their son and daughter.</w:t>
+        <w:br/>
+        <w:t xml:space="preserve">  She knocked on doors for a presidential candidate before she could even vote -- in 2004 in Pennsylvania for John Kerry. She was angry about the war in Iraq. Her first vote after becoming a citizen in 2007 was for Barack Obama.</w:t>
+        <w:br/>
+        <w:t xml:space="preserve">  But never has she been more politically active than during the short life of the sanctuary bill in Howard County.</w:t>
+        <w:br/>
+        <w:t xml:space="preserve">  Ms. Zhou first learned of it on WeChat, a messaging app popular among Chinese-Americans. She talked to friends and neighbors. Nobody liked the idea. Many were afraid that carving out a safe space for illegal immigrants would mean that more would come, and that public-school classes would swell and teachers would be spread thin.</w:t>
+        <w:br/>
+        <w:t xml:space="preserve">  So on a cold night in early January, about a dozen people gathered around Ms. Zhou's long wooden dining table, drafted short speeches and took turns delivering them over steaming bowls of sweet bean soup with chia seeds. Most, she said, had never done anything more political than vote.</w:t>
+        <w:br/>
+        <w:t xml:space="preserve">  ''I read my draft, but then I totally changed it,'' Ms. Zhou recalled. ''I talked a lot about how many years it took to get citizenship, and I actually started crying. One person said, 'Don't do that!' And someone else said, 'Let her cry!'''</w:t>
+        <w:br/>
+        <w:t xml:space="preserve">  The bill's supporters argued that, sanctuary or not, undocumented immigrants would be unable to afford housing in the county, where the typical home is valued at  around $430,000.</w:t>
+        <w:br/>
+        <w:t xml:space="preserve">  But Ms. Zhou saw things differently. Immigrants double up in houses, she said. They rent apartments or mobile homes. Her cleaning lady, who she recently discovered is undocumented, lives in a trailer in the county.</w:t>
+        <w:br/>
+        <w:t xml:space="preserve">  Though she opposes sanctuary, Ms. Zhou said that immigrants in the country illegally should be given a chance to gain citizenship, not be deported. But that is a nuanced position, and these are polarized times.</w:t>
+        <w:br/>
+        <w:t xml:space="preserve">  Ms. Zhou and several dozen opponents posed for a group photograph after testifying in Annapolis. They were smiling. Many wore yellow T-shirts made for the occasion.</w:t>
+        <w:br/>
+        <w:t xml:space="preserve">  On Facebook, someone commented: ''Trump Terrorists.''</w:t>
+        <w:br/>
+        <w:t xml:space="preserve">  Ms. Zhou felt stung, but also confused. All she had done was disagree.</w:t>
+        <w:br/>
+        <w:br/>
+        <w:t>https://www.nytimes.com/2017/05/08/us/legal-immigrants-who-oppose-illegal-immigration.html</w:t>
+        <w:br/>
+        <w:br/>
+        <w:t>Graphic</w:t>
+        <w:br/>
         <w:br/>
         <w:t xml:space="preserve"> </w:t>
         <w:br/>
-        <w:t>The People's Agenda'</w:t>
+        <w:t>PHOTOS: J.D. Ma, below, a lawyer who grew up in Shanghai, says living in America is a ''high privilege.'' Biplab Pal, right, with his daughter, Ariana, is pleased illegal border crossings have dropped.</w:t>
         <w:br/>
-        <w:t>CNN</w:t>
-        <w:br/>
-        <w:t>Sunday at 9 P.M.</w:t>
-        <w:br/>
-        <w:t>The concerns voiced by residents of Baltimore on Sunday's two-hour edition of "The People's Agenda," on CNN, will probably not surprise you, but the reporting gives them force and immediacy. Ken Bode, Art Harris and Brooks Jackson talk to working-class Americans, who are on the wrong end of the nation's biggest problems: unemployment, crime, school failure, ever-rising medical costs, family disarray, racial divisions and more. The interviews bring out the anxieties that are feeding a mistrust of politicians as the Presidential campaign begins.</w:t>
-        <w:br/>
-        <w:t>This program is the first in the cable network's "Democracy in America" series, financed in part by the Markle Foundation, in hopes of increasing public awareness and participation in the 1992 election. The common feeling reported on here that office holders, in thrall to big money, have become remote from the worries of working people ought to add to the awareness and, let's hope, the anxieties of candidates, too.</w:t>
-        <w:br/>
-        <w:t xml:space="preserve"> </w:t>
-        <w:br/>
-        <w:t xml:space="preserve"> </w:t>
-        <w:br/>
-        <w:t>Legacy</w:t>
-        <w:br/>
-        <w:t xml:space="preserve"> </w:t>
-        <w:br/>
-        <w:t>A six-part documentary series, produced and directed by Peter Spry-Leverton; written by Michael Wood; edited by McDonald Brown and Peter Brown; a production of Maryland Public Television and Central Independent Television; Leo Eaton and Roger James, executive producers; Mr. Wood, host. On PBS from 8 to 10 P.M. Sunday through Tuesday.</w:t>
+        <w:t xml:space="preserve"> Stanley Salazar, above, at home in Silver Spring, Md., and Hongling Zhou, right, in Clarksville, Md. Both oppose sanctuary plans but say immigrants need a way to gain legal status. (PHOTOGRAPHS BY MATT ROTH FOR THE NEW YORK TIMES) (A14-A15)</w:t>
       </w:r>
     </w:p>
     <w:sectPr>

--- a/example_articles/states/Maryland/3.states_Maryland_New_York_Times.docx
+++ b/example_articles/states/Maryland/3.states_Maryland_New_York_Times.docx
@@ -7,7 +7,7 @@
         <w:pStyle w:val="Heading1"/>
       </w:pPr>
       <w:r>
-        <w:t>The Immigrants Who Oppose Sanctuary</w:t>
+        <w:t>Record Gift for Harvard Law Is Milestone for Blacks</w:t>
       </w:r>
     </w:p>
     <w:p>
@@ -17,17 +17,17 @@
     </w:p>
     <w:p>
       <w:r>
-        <w:t>Date: 2017-05-10</w:t>
+        <w:t>Date: 1992-07-08</w:t>
       </w:r>
     </w:p>
     <w:p>
       <w:r>
-        <w:t>Section: Section A; Column 0; National Desk; Pg. 14</w:t>
+        <w:t>Section: Section A;; Section A; Page 17; Column 1; National Desk; Education Page; Column 1;; Education Page; Biography</w:t>
       </w:r>
     </w:p>
     <w:p>
       <w:r>
-        <w:t>Source file: NYT/37.DOCX</w:t>
+        <w:t>Source file: NYT/46.DOCX</w:t>
       </w:r>
     </w:p>
     <w:p>
@@ -49,164 +49,53 @@
     </w:p>
     <w:p>
       <w:r>
-        <w:t>ELLICOTT CITY, Md. -- When lawmakers in Howard County, Md., a stretch of suburbia between Washington and Baltimore, declared their intention to make the county a sanctuary for people living in the country illegally, J. D. Ma thought back to how hard he had worked studying English as a boy in Shanghai.</w:t>
+        <w:t>Fresh out of Harvard Law in 1968, Reginald F. Lewis sent the school a check for $10, and he has been sending money ever since. Now a financier and a philanthropist, Mr. Lewis has announced he will give the school $3 million, the largest donation from an individual in the law school's 175-year history.</w:t>
         <w:br/>
-        <w:t xml:space="preserve">Stanley Salazar, a native of El Salvador, worried that the violent crime already plaguing Maryland's suburbs attributed to immigrant gangs would eventually touch his own daughters. </w:t>
+        <w:t>Harvard will reciprocate by renaming its international law center in his honor, making it the first building at Harvard to be named for an African-American.</w:t>
         <w:br/>
-        <w:t xml:space="preserve">  Hongling Zhou, who had been a student in Beijing during the Tiananmen Square uprising, feared an influx of undocumented immigrants, and their children, would cripple the public schools.</w:t>
+        <w:t>"Harvard was good to me, fair and never patronizing," said Mr. Lewis, who received financial aid and loans as a first-year law student. He thus regards his latest contribution, he said, as fulfillment of a long-term commitment to the school.</w:t>
         <w:br/>
-        <w:t xml:space="preserve">  At first blush, making Howard County a sanctuary for undocumented immigrants had seemed a natural move: The county has twice as many Democrats as Republicans and a highly educated population, full of scientists and engineers. One in five residents was born abroad.</w:t>
+        <w:t>But inevitably, broader significance will be attached to the gift, and to the symbolism of renaming the building for the man who heads the largest black-owned company in the country, TLC Beatrice International Holdings Inc., whose headquarters are in Manhattan.</w:t>
         <w:br/>
-        <w:t xml:space="preserve">  But the bill met stout opposition from an unlikely source: some of those very same foreign-born residents.</w:t>
+        <w:t xml:space="preserve"> </w:t>
         <w:br/>
-        <w:t xml:space="preserve">  In passionate testimony before county legislators, and in tense debates with liberal neighbors born in the United States, legal immigrants argued that offering sanctuary to people who came to the country illegally devalued their own past struggles to gain citizenship.</w:t>
+        <w:t>A Message About Blacks</w:t>
         <w:br/>
-        <w:t xml:space="preserve">  Some even felt it threatened their hard-won hold on the American dream.</w:t>
+        <w:t xml:space="preserve"> Prof. Christopher Edley Jr., chairman of a committee involved in the law school's campaign to raise $150 million to expand and diversify the faculty and increase financial help to students, said: "What is exciting about the Lewis gift is what it communicates about desegregation and about the role of blacks at Harvard, that they can say, 'It is my institution, too, now.' That makes me, as a black, feel ownership."</w:t>
         <w:br/>
-        <w:t xml:space="preserve">  Their objections stunned Democratic supporters of sanctuary here and helped bring about the bill's demise in March. A similar proposal for the state collapsed this month in the Maryland Senate, where Democrats also hold a two-to-one advantage. Some of the same immigrants spoke out against it.</w:t>
+        <w:t>Harvard has been roiled by complaints that the law school has not done enough to recruit women and members of minorities for the faculty. In the spring, students staged an overnight sit-in in Dean Robert C. Clark's office. Last November, a student group tried unsuccessfully to bring a discrimination suit against the school, charging bias in hiring and promotions.</w:t>
         <w:br/>
-        <w:t xml:space="preserve">  The failure of the sanctuary bills in Maryland reveals a potentially troublesome fissure for Democrats as they rush to defy Mr. Trump. Their party has staked out an activist position built around protecting undocumented immigrants. But it is one that has alienated many who might have been expected to support it.</w:t>
+        <w:t>And the law school, as of July 1, severed its connection with Prof. Derrick Bell, its first tenured black professor, who took a leave without pay two years ago, saying he would stay away until a nonwhite woman received a tenured position. Because Harvard has a two-year limit on leaves of absence, it deemed Professor Bell to have resigned.</w:t>
         <w:br/>
-        <w:t xml:space="preserve">  What follows are the stories of four immigrants in Maryland who oppose sanctuary status -- people whose voices have rarely been heard in the long debate over how to fix the nation's immigration system.</w:t>
+        <w:t>Mr. Lewis, in an interview in his Manhattan office at 9 West 57th Street, said he supported Professor Bell's campaign for a more diverse faculty. "I have confidence these issues will be addressed," he said, "and I would prefer it sooner rather than later."</w:t>
         <w:br/>
-        <w:t xml:space="preserve">  Some supporters of sanctuary had dismissed them as white-collar professionals whose personal struggles could not compare with those of undocumented people now facing possible deportation.</w:t>
+        <w:t>Dean Clark said he had discussed these events with Mr. Lewis, adding, "He knows what the school was when he was here, and he is involved in planning for its future."</w:t>
         <w:br/>
-        <w:t xml:space="preserve">  But anyone who thought their journeys were easy, these immigrants said, has never walked in their shoes.</w:t>
+        <w:t>The two-story glass-and-stone building that will bear Mr. Lewis's name is the academic and social center for 200 foreign students who attend the school and the home of an international law library of 750,000 books and manuscripts. Dean Clark said the gift, to be paid over five years, will establish the Reginald F. Lewis Fund, to be used for faculty research, visiting lectureships and fellowships for students from the third world.</w:t>
         <w:br/>
-        <w:t xml:space="preserve">  The Lawyer</w:t>
+        <w:t>"The fund will give a big push toward globalizing the law school at a time of political change and when more graduates are choosing legal work involving foreign clients and transnational activities," Dean Clark said.</w:t>
         <w:br/>
-        <w:t xml:space="preserve">  Growing up in China, J. D. Ma shared a small room with his parents and sister in a communal apartment in a working-class district of Shanghai. They had to take turns with two other families -- 14 people in all -- to use a single bathroom.</w:t>
+        <w:t>The path that took Mr. Lewis to Harvard and beyond began in a working-class neighborhood in West Baltimore, where he delivered newspapers and where, at Dunbar High School, he was captain of the football, basketball and baseball teams. He played football at Virginia State University, to which he has also given donations.</w:t>
         <w:br/>
-        <w:t xml:space="preserve">  His maternal grandfather, a history teacher, was sent to a labor camp in 1957 under Mao Zedong. The family eventually received a letter saying he had committed suicide.</w:t>
+        <w:t>As a law student, Mr. Lewis was not interested in corporate finance until he took a third-year seminar under Prof. Louis Loss, a scholar in securities law. His interest piqued, Mr. Lewis wrote his third-year paper about takeover bids.</w:t>
         <w:br/>
-        <w:t xml:space="preserve">  But still, they considered themselves lucky: They lived in the city. They had running water.</w:t>
+        <w:t>After Harvard he practiced law for 15 years and then moved into finance with the establishment in 1983 of TLC Group. (He declines to explain the name but says it does not stand for tender loving care.) Four years later he bought Beatrice International for $985 million. The giant food company, with operations in 18 countries, had total sales last year of $1.5 billion.</w:t>
         <w:br/>
-        <w:t xml:space="preserve">  From the age of 9, Mr. Ma was pushed to learn English by his mother. ''Study harder,'' she told him. ''Score higher.'' At 12, he won entry into a highly selective boarding school where he toiled for 13 hours a day.</w:t>
+        <w:t>Mr. Lewis's support for more women on the law school faculty came naturally. His wife, Loida Nicholas Lewis, who is from the Philippines, was among the first immigrant lawyers to pass the New York State bar exams in 1974 without attending an American law school. She recently published a handbook titled, "101 Legal Ways to Stay in the USA."</w:t>
         <w:br/>
-        <w:t xml:space="preserve">  Today, Mr. Ma, 45, is a patent attorney, living in a stately home in Clarksville, Md., after years of study at universities in New York, Utah and Virginia and a first career as a software engineer. His wife, also a Chinese immigrant, works for the National Weather Service. Two-thirds of their daughter's second-grade classmates have parents from China or India.</w:t>
+        <w:t>In 1988 Mr. Lewis created the Reginald F. Lewis Foundation and through it has given more than $4 million to educational, cultural and civil rights organizations in this country and abroad. Until the Harvard gift, his largest single gift was $1 million to Howard University. That and other predominantly black colleges continue to be recipients of his philanthropy.</w:t>
         <w:br/>
-        <w:t xml:space="preserve">  Mr. Ma sees his whole life as a struggle to achieve his Americanness.</w:t>
+        <w:t xml:space="preserve"> </w:t>
         <w:br/>
-        <w:t xml:space="preserve">  ''Being in America is such a high privilege,'' he said, sitting in his brightly painted kitchen. ''As an immigrant I really feel it.'' He added: ''You cannot easily give that privilege to somebody without going through some kind of process. It's like giving lots of gold for one dollar.''</w:t>
+        <w:t>Daughter on the Board</w:t>
         <w:br/>
-        <w:t xml:space="preserve">  Mr. Ma voted for Hillary Clinton. But hearing liberals talk about undocumented immigrants confuses him: The fact that their entering the country broke the law is somehow sidestepped, like a crude remark at a polite dinner party. Democrats oppose deportation on the grounds that it breaks up families, Mr. Ma said. But so do other aspects of the justice system -- without setting off the same outcry.</w:t>
+        <w:t xml:space="preserve"> The oldest of the Lewises' two daughters, Leslie, is a Harvard College student. On her 18th birthday, her father appointed her to his foundation's board.</w:t>
         <w:br/>
-        <w:t xml:space="preserve">  ''If a single mother commits a crime and has to go to jail,'' he said, ''we don't say, 'Oh, we can't do that, because it will break her family.'''</w:t>
+        <w:t>"He gave me a brief to go and look at care programs for children with AIDS as my first assignment," said Ms. Lewis, who is also a director of TLC Beatrice International. "I was not sure I was ready for it, but he said I was. We were raised to be independent, liberated people -- thinkers, not clingers."</w:t>
         <w:br/>
-        <w:t xml:space="preserve">  This perspective baffled the sanctuary bill's supporters.</w:t>
+        <w:t>Mr. Lewis prefers not to be singled out as a "black success story."</w:t>
         <w:br/>
-        <w:t xml:space="preserve">  Why, they asked, were naturalized citizens like Mr. Ma so threatened by the act of protecting people living in the country illegally -- many of whom had worked just as hard, and put down roots of their own, thanks to years of lax immigration enforcement and an economy that depended on their labor?</w:t>
-        <w:br/>
-        <w:t xml:space="preserve">  Undocumented immigrants, after all, live much more tenuous existences. Mr. Ma said that a liberal friend had chided him for not understanding his own advantages, compared with ''people who were here babysitting and doing all the cleaning and cutting grass for people.''</w:t>
-        <w:br/>
-        <w:t xml:space="preserve">  Mr. Ma has thought about this argument a lot. But he has concluded that it is irrelevant to the broader issue of legality.</w:t>
-        <w:br/>
-        <w:t xml:space="preserve">  Rather than treating the nation at large as complicit, he focuses on personal responsibility.</w:t>
-        <w:br/>
-        <w:t xml:space="preserve">  ''Just because you are a productive member of society, working hard, mowing lawns, that should not be the reason to give you that gold,'' he said. ''You kind of jammed something down America's throat. You said, 'I understand you haven't given me permission to contribute, but I want to contribute. So here I am doing it.'''</w:t>
-        <w:br/>
-        <w:t xml:space="preserve">  The Carpenter</w:t>
-        <w:br/>
-        <w:t xml:space="preserve">  Many Hispanics welcomed Democrats' efforts to make Maryland a sanctuary. Stanley Salazar, 37, did not.</w:t>
-        <w:br/>
-        <w:t xml:space="preserve">  A carpenter in Silver Spring, he compares living in the country illegally to being a guest in someone's home: Be on your best behavior. Make your bed and do the dishes. Any misbehavior -- drinking and driving, for example -- could mean you are no longer welcome.</w:t>
-        <w:br/>
-        <w:t xml:space="preserve">  Mr. Salazar, who is from El Salvador, knows this because he himself was illegal.</w:t>
-        <w:br/>
-        <w:t xml:space="preserve">  He first visited the United States when he was 10. His mother, a biology teacher, had a sister in Reno who had married an American. Mr. Salazar still remembers being amazed by his first all-you-can-eat buffet, and playing an arcade game called Paperboy, in which you raced on a bike, tossing newspapers and dodging obstacles on a suburban street.</w:t>
-        <w:br/>
-        <w:t xml:space="preserve">  His journey back, and to American citizenship, was long, but compared with more recent immigrants', relatively painless: He left law school in El Salvador in 2001 and traveled to Maryland on a tourist visa, but violated its terms by painting houses for cash. After several extensions, his visa expired. But he spoke English, thanks to his mother's tireless teaching. She had a green card. And he had a driver's license, a bank account and a car. By 2007, he had his own green card.</w:t>
-        <w:br/>
-        <w:t xml:space="preserve">  Now, he lives in a small house with his wife, their daughters and his mother, 73, who rides the subway into Washington every morning to her job serving sandwiches in a museum.</w:t>
-        <w:br/>
-        <w:t xml:space="preserve">  Mr. Salazar thinks sanctuary would be bad for Maryland. He bases this on what has already happened in Montgomery County, where he has been part of a Hispanic population boom.</w:t>
-        <w:br/>
-        <w:t xml:space="preserve">  The Salvadoran gang MS-13 has gained strength in the area recently, the authorities say, partly because of an influx of undocumented children arriving without their parents. The young arrivals are more susceptible to recruitment by gangs.</w:t>
-        <w:br/>
-        <w:t xml:space="preserve">  Mr. Salazar sees the statistics: At least 16 homicides in the county have been attributed to gangs since June 2015. About half have been linked to MS-13, including the killing of a 15-year-old girl in Gaithersburg.</w:t>
-        <w:br/>
-        <w:t xml:space="preserve">  ''I have three daughters right now and I'm thinking about them,'' Mr. Salazar said, sipping a milkshake at a Burger King in Gaithersburg. ''Don't I have the right to be afraid that this kind of stuff is increasing?''</w:t>
-        <w:br/>
-        <w:t xml:space="preserve">  But Mr. Salazar has other worries, too. The public school population has risen sharply, and the county recently raised property taxes by about 9 percent to keep up. The share of students enrolled in classes for English learners rose to 14.6 percent of the school population this year, up from 11.2 percent in 2009, and accounted for more than half the total increase of students in the school system this year.</w:t>
-        <w:br/>
-        <w:t xml:space="preserve">  But that burden is borne unequally, he said. The high school Mr. Salazar's daughters would attend, where more than 40 percent of students receive subsidized lunch, is ranked far below one in affluent Bethesda, where fewer than 5 percent qualify.</w:t>
-        <w:br/>
-        <w:t xml:space="preserve">  Mr. Salazar dismisses proponents of sanctuary as liberals living in areas that are insulated from the potential consequences. He believes politicians ''are using us like flags,'' casting immigrants as blameless victims.</w:t>
-        <w:br/>
-        <w:t xml:space="preserve">  But immigrants are people with flaws, he said. They need a way to gain legal status, not a safe space to remain here illegally.</w:t>
-        <w:br/>
-        <w:t xml:space="preserve">  ''We are not unicorns jumping over rainbows,'' he said. ''We are people. This is life. And life is hard.''</w:t>
-        <w:br/>
-        <w:t xml:space="preserve">  The Entrepreneur</w:t>
-        <w:br/>
-        <w:t xml:space="preserve">  On a recent spring afternoon here, a school bus bumped down a residential street, passed a woman wearing a bright green sari and came to a halt in front of a brick house with a lawn worn from soccer games and a well-used goal. The son and daughter of Biplab Pal stepped down and scampered home.</w:t>
-        <w:br/>
-        <w:t xml:space="preserve">  Immigrants have been coming here for years: Koreans at first, Indians more recently. Mr. Pal, 43, arrived in 2008, drawn by good schools. A third of the children in his son's fourth-grade class are Indian-American. Their parents are highly educated: Mr. Pal's real estate agent has a Ph.D. in biochemistry.</w:t>
-        <w:br/>
-        <w:t xml:space="preserve">  Gregarious and sharp-witted, Mr. Pal talked with Indian friends about the Howard County sanctuary bill. They did not like it.</w:t>
-        <w:br/>
-        <w:t xml:space="preserve">  Some told of sacrifices like missing a parent's funeral back in India, because traveling home could jeopardize the yearslong pursuit of a green card. With so many people waiting in line for years, the idea of providing sanctuary for those who had broken the law left a sour taste.</w:t>
-        <w:br/>
-        <w:t xml:space="preserve">  The more pressing priority, they told him, should be improving legal immigration.</w:t>
-        <w:br/>
-        <w:t xml:space="preserve">  ''You see the Indians get very angry because they have suffered so much to get a green card,'' said Mr. Pal, sitting at a table laden with Indian sweets. ''They think a country with one-sixth of the world's population should have more slots. But instead, everybody is fighting for illegal immigration.''</w:t>
-        <w:br/>
-        <w:t xml:space="preserve">  Mr. Pal got his own green card in just a few months, as part of a special category reserved for inventors and researchers. His company makes software that tracks the functioning of factory equipment.</w:t>
-        <w:br/>
-        <w:t xml:space="preserve">  He had a different objection to sanctuary: He believed it would lead to an increase in crime.</w:t>
-        <w:br/>
-        <w:t xml:space="preserve">  He used to live in Los Angeles, in a neighborhood with many undocumented immigrants and lots of crime. He saw a connection.</w:t>
-        <w:br/>
-        <w:t xml:space="preserve">  He conceded that his evidence was only anecdotal. But the research that liberals were always sending him to change his mind was unsatisfying. ''It's always crime statistics for all immigrants,'' he said. ''It's true -- crime is very low for legal immigrants. But I want to know about illegal immigrants. Nobody has statistics for that.''</w:t>
-        <w:br/>
-        <w:t xml:space="preserve">  Mr. Pal is a Democrat, like most Indian-Americans. He voted for Mrs. Clinton. But in the rush to oppose Mr. Trump, he believes, Democrats moved too far left on immigration.</w:t>
-        <w:br/>
-        <w:t xml:space="preserve">  It wasn't always like this. In 1996, President Bill Clinton talked about illegal immigration as a problem.</w:t>
-        <w:br/>
-        <w:t xml:space="preserve">  But now the talk is of sanctuary, which Mr. Pal believes would amount to an invitation. ''Do we really want more illegal immigrants in our country?'' he said. ''I don't think the answer is yes.''</w:t>
-        <w:br/>
-        <w:t xml:space="preserve">  And he is happy that  illegal border crossings have declined. ''I don't want to sound like a Trump supporter, but something is working,'' he said.</w:t>
-        <w:br/>
-        <w:t xml:space="preserve">  Most undocumented immigrants are Latino, and some sanctuary supporters believe that the Asian-Americans who oppose it -- and who came to this country by airplane to earn graduate degrees -- look down on those who crossed the border on foot, as a matter of race, class or misplaced fear.</w:t>
-        <w:br/>
-        <w:t xml:space="preserve">  Perhaps legal immigrants should be more understanding, Mr. Pal said, but that might be asking too much.</w:t>
-        <w:br/>
-        <w:t xml:space="preserve">  ''Frankly speaking, each immigrant has their own little story of how they struggled in the United States,'' he said. ''To tell the truth, illegal people have suffered 1,000 times more. But people only see their own suffering.''</w:t>
-        <w:br/>
-        <w:t xml:space="preserve">  The Statistician</w:t>
-        <w:br/>
-        <w:t xml:space="preserve">  Hongling Zhou was born in 1966, the year Mao Zedong started the Cultural Revolution. Politics followed her throughout her young life.</w:t>
-        <w:br/>
-        <w:t xml:space="preserve">  She was a graduate student in math when the 1989 student movement ignited protests across the country. She remembers days of protesting and nights staying up late talking about change. When the military killed hundreds of protesters in Beijing, she could not bear to stay.</w:t>
-        <w:br/>
-        <w:t xml:space="preserve">  ''We left after that -- a lot of us left after that,'' she said, sitting at her kitchen table.</w:t>
-        <w:br/>
-        <w:t xml:space="preserve">  At Indiana University, she earned a master's degree in statistics while working part time in a hospital. Now, Ms. Zhou lives in Clarksville, Md., with her husband, a software engineer who also emigrated from China, and their son and daughter.</w:t>
-        <w:br/>
-        <w:t xml:space="preserve">  She knocked on doors for a presidential candidate before she could even vote -- in 2004 in Pennsylvania for John Kerry. She was angry about the war in Iraq. Her first vote after becoming a citizen in 2007 was for Barack Obama.</w:t>
-        <w:br/>
-        <w:t xml:space="preserve">  But never has she been more politically active than during the short life of the sanctuary bill in Howard County.</w:t>
-        <w:br/>
-        <w:t xml:space="preserve">  Ms. Zhou first learned of it on WeChat, a messaging app popular among Chinese-Americans. She talked to friends and neighbors. Nobody liked the idea. Many were afraid that carving out a safe space for illegal immigrants would mean that more would come, and that public-school classes would swell and teachers would be spread thin.</w:t>
-        <w:br/>
-        <w:t xml:space="preserve">  So on a cold night in early January, about a dozen people gathered around Ms. Zhou's long wooden dining table, drafted short speeches and took turns delivering them over steaming bowls of sweet bean soup with chia seeds. Most, she said, had never done anything more political than vote.</w:t>
-        <w:br/>
-        <w:t xml:space="preserve">  ''I read my draft, but then I totally changed it,'' Ms. Zhou recalled. ''I talked a lot about how many years it took to get citizenship, and I actually started crying. One person said, 'Don't do that!' And someone else said, 'Let her cry!'''</w:t>
-        <w:br/>
-        <w:t xml:space="preserve">  The bill's supporters argued that, sanctuary or not, undocumented immigrants would be unable to afford housing in the county, where the typical home is valued at  around $430,000.</w:t>
-        <w:br/>
-        <w:t xml:space="preserve">  But Ms. Zhou saw things differently. Immigrants double up in houses, she said. They rent apartments or mobile homes. Her cleaning lady, who she recently discovered is undocumented, lives in a trailer in the county.</w:t>
-        <w:br/>
-        <w:t xml:space="preserve">  Though she opposes sanctuary, Ms. Zhou said that immigrants in the country illegally should be given a chance to gain citizenship, not be deported. But that is a nuanced position, and these are polarized times.</w:t>
-        <w:br/>
-        <w:t xml:space="preserve">  Ms. Zhou and several dozen opponents posed for a group photograph after testifying in Annapolis. They were smiling. Many wore yellow T-shirts made for the occasion.</w:t>
-        <w:br/>
-        <w:t xml:space="preserve">  On Facebook, someone commented: ''Trump Terrorists.''</w:t>
-        <w:br/>
-        <w:t xml:space="preserve">  Ms. Zhou felt stung, but also confused. All she had done was disagree.</w:t>
-        <w:br/>
-        <w:br/>
-        <w:t>https://www.nytimes.com/2017/05/08/us/legal-immigrants-who-oppose-illegal-immigration.html</w:t>
+        <w:t>"I'm very proud of my heritage as an African-American," he said. "Unfortunately, when we label people it tends to circumscribe and define them in ways that cut away from their accomplishments or their achievements. I decided that, particularly in my business career, I would do everything I could to avoid that happening."</w:t>
         <w:br/>
         <w:br/>
         <w:t>Graphic</w:t>
@@ -214,9 +103,7 @@
         <w:br/>
         <w:t xml:space="preserve"> </w:t>
         <w:br/>
-        <w:t>PHOTOS: J.D. Ma, below, a lawyer who grew up in Shanghai, says living in America is a ''high privilege.'' Biplab Pal, right, with his daughter, Ariana, is pleased illegal border crossings have dropped.</w:t>
-        <w:br/>
-        <w:t xml:space="preserve"> Stanley Salazar, above, at home in Silver Spring, Md., and Hongling Zhou, right, in Clarksville, Md. Both oppose sanctuary plans but say immigrants need a way to gain legal status. (PHOTOGRAPHS BY MATT ROTH FOR THE NEW YORK TIMES) (A14-A15)</w:t>
+        <w:t>Photo: Reginald F. Lewis, who heads the largest black-owned company in the country, has announced he will give Harvard Law $3 million, the largest donation from an individual in the school's 175-year history. With him in his office was his daughter, Leslie, a member of the company's board. (Philip Greenberg for The New York Times)</w:t>
       </w:r>
     </w:p>
     <w:sectPr>

--- a/example_articles/states/Maryland/3.states_Maryland_New_York_Times.docx
+++ b/example_articles/states/Maryland/3.states_Maryland_New_York_Times.docx
@@ -7,7 +7,7 @@
         <w:pStyle w:val="Heading1"/>
       </w:pPr>
       <w:r>
-        <w:t>Record Gift for Harvard Law Is Milestone for Blacks</w:t>
+        <w:t>The Immigrants Who Oppose Sanctuary</w:t>
       </w:r>
     </w:p>
     <w:p>
@@ -17,17 +17,17 @@
     </w:p>
     <w:p>
       <w:r>
-        <w:t>Date: 1992-07-08</w:t>
+        <w:t>Date: 2017-05-10</w:t>
       </w:r>
     </w:p>
     <w:p>
       <w:r>
-        <w:t>Section: Section A;; Section A; Page 17; Column 1; National Desk; Education Page; Column 1;; Education Page; Biography</w:t>
+        <w:t>Section: Section A; Column 0; National Desk; Pg. 14</w:t>
       </w:r>
     </w:p>
     <w:p>
       <w:r>
-        <w:t>Source file: NYT/46.DOCX</w:t>
+        <w:t>Source file: NYT/37.DOCX</w:t>
       </w:r>
     </w:p>
     <w:p>
@@ -49,53 +49,164 @@
     </w:p>
     <w:p>
       <w:r>
-        <w:t>Fresh out of Harvard Law in 1968, Reginald F. Lewis sent the school a check for $10, and he has been sending money ever since. Now a financier and a philanthropist, Mr. Lewis has announced he will give the school $3 million, the largest donation from an individual in the law school's 175-year history.</w:t>
+        <w:t>ELLICOTT CITY, Md. -- When lawmakers in Howard County, Md., a stretch of suburbia between Washington and Baltimore, declared their intention to make the county a sanctuary for people living in the country illegally, J. D. Ma thought back to how hard he had worked studying English as a boy in Shanghai.</w:t>
         <w:br/>
-        <w:t>Harvard will reciprocate by renaming its international law center in his honor, making it the first building at Harvard to be named for an African-American.</w:t>
+        <w:t xml:space="preserve">Stanley Salazar, a native of El Salvador, worried that the violent crime already plaguing Maryland's suburbs attributed to immigrant gangs would eventually touch his own daughters. </w:t>
         <w:br/>
-        <w:t>"Harvard was good to me, fair and never patronizing," said Mr. Lewis, who received financial aid and loans as a first-year law student. He thus regards his latest contribution, he said, as fulfillment of a long-term commitment to the school.</w:t>
+        <w:t xml:space="preserve">  Hongling Zhou, who had been a student in Beijing during the Tiananmen Square uprising, feared an influx of undocumented immigrants, and their children, would cripple the public schools.</w:t>
         <w:br/>
-        <w:t>But inevitably, broader significance will be attached to the gift, and to the symbolism of renaming the building for the man who heads the largest black-owned company in the country, TLC Beatrice International Holdings Inc., whose headquarters are in Manhattan.</w:t>
+        <w:t xml:space="preserve">  At first blush, making Howard County a sanctuary for undocumented immigrants had seemed a natural move: The county has twice as many Democrats as Republicans and a highly educated population, full of scientists and engineers. One in five residents was born abroad.</w:t>
         <w:br/>
-        <w:t xml:space="preserve"> </w:t>
+        <w:t xml:space="preserve">  But the bill met stout opposition from an unlikely source: some of those very same foreign-born residents.</w:t>
         <w:br/>
-        <w:t>A Message About Blacks</w:t>
+        <w:t xml:space="preserve">  In passionate testimony before county legislators, and in tense debates with liberal neighbors born in the United States, legal immigrants argued that offering sanctuary to people who came to the country illegally devalued their own past struggles to gain citizenship.</w:t>
         <w:br/>
-        <w:t xml:space="preserve"> Prof. Christopher Edley Jr., chairman of a committee involved in the law school's campaign to raise $150 million to expand and diversify the faculty and increase financial help to students, said: "What is exciting about the Lewis gift is what it communicates about desegregation and about the role of blacks at Harvard, that they can say, 'It is my institution, too, now.' That makes me, as a black, feel ownership."</w:t>
+        <w:t xml:space="preserve">  Some even felt it threatened their hard-won hold on the American dream.</w:t>
         <w:br/>
-        <w:t>Harvard has been roiled by complaints that the law school has not done enough to recruit women and members of minorities for the faculty. In the spring, students staged an overnight sit-in in Dean Robert C. Clark's office. Last November, a student group tried unsuccessfully to bring a discrimination suit against the school, charging bias in hiring and promotions.</w:t>
+        <w:t xml:space="preserve">  Their objections stunned Democratic supporters of sanctuary here and helped bring about the bill's demise in March. A similar proposal for the state collapsed this month in the Maryland Senate, where Democrats also hold a two-to-one advantage. Some of the same immigrants spoke out against it.</w:t>
         <w:br/>
-        <w:t>And the law school, as of July 1, severed its connection with Prof. Derrick Bell, its first tenured black professor, who took a leave without pay two years ago, saying he would stay away until a nonwhite woman received a tenured position. Because Harvard has a two-year limit on leaves of absence, it deemed Professor Bell to have resigned.</w:t>
+        <w:t xml:space="preserve">  The failure of the sanctuary bills in Maryland reveals a potentially troublesome fissure for Democrats as they rush to defy Mr. Trump. Their party has staked out an activist position built around protecting undocumented immigrants. But it is one that has alienated many who might have been expected to support it.</w:t>
         <w:br/>
-        <w:t>Mr. Lewis, in an interview in his Manhattan office at 9 West 57th Street, said he supported Professor Bell's campaign for a more diverse faculty. "I have confidence these issues will be addressed," he said, "and I would prefer it sooner rather than later."</w:t>
+        <w:t xml:space="preserve">  What follows are the stories of four immigrants in Maryland who oppose sanctuary status -- people whose voices have rarely been heard in the long debate over how to fix the nation's immigration system.</w:t>
         <w:br/>
-        <w:t>Dean Clark said he had discussed these events with Mr. Lewis, adding, "He knows what the school was when he was here, and he is involved in planning for its future."</w:t>
+        <w:t xml:space="preserve">  Some supporters of sanctuary had dismissed them as white-collar professionals whose personal struggles could not compare with those of undocumented people now facing possible deportation.</w:t>
         <w:br/>
-        <w:t>The two-story glass-and-stone building that will bear Mr. Lewis's name is the academic and social center for 200 foreign students who attend the school and the home of an international law library of 750,000 books and manuscripts. Dean Clark said the gift, to be paid over five years, will establish the Reginald F. Lewis Fund, to be used for faculty research, visiting lectureships and fellowships for students from the third world.</w:t>
+        <w:t xml:space="preserve">  But anyone who thought their journeys were easy, these immigrants said, has never walked in their shoes.</w:t>
         <w:br/>
-        <w:t>"The fund will give a big push toward globalizing the law school at a time of political change and when more graduates are choosing legal work involving foreign clients and transnational activities," Dean Clark said.</w:t>
+        <w:t xml:space="preserve">  The Lawyer</w:t>
         <w:br/>
-        <w:t>The path that took Mr. Lewis to Harvard and beyond began in a working-class neighborhood in West Baltimore, where he delivered newspapers and where, at Dunbar High School, he was captain of the football, basketball and baseball teams. He played football at Virginia State University, to which he has also given donations.</w:t>
+        <w:t xml:space="preserve">  Growing up in China, J. D. Ma shared a small room with his parents and sister in a communal apartment in a working-class district of Shanghai. They had to take turns with two other families -- 14 people in all -- to use a single bathroom.</w:t>
         <w:br/>
-        <w:t>As a law student, Mr. Lewis was not interested in corporate finance until he took a third-year seminar under Prof. Louis Loss, a scholar in securities law. His interest piqued, Mr. Lewis wrote his third-year paper about takeover bids.</w:t>
+        <w:t xml:space="preserve">  His maternal grandfather, a history teacher, was sent to a labor camp in 1957 under Mao Zedong. The family eventually received a letter saying he had committed suicide.</w:t>
         <w:br/>
-        <w:t>After Harvard he practiced law for 15 years and then moved into finance with the establishment in 1983 of TLC Group. (He declines to explain the name but says it does not stand for tender loving care.) Four years later he bought Beatrice International for $985 million. The giant food company, with operations in 18 countries, had total sales last year of $1.5 billion.</w:t>
+        <w:t xml:space="preserve">  But still, they considered themselves lucky: They lived in the city. They had running water.</w:t>
         <w:br/>
-        <w:t>Mr. Lewis's support for more women on the law school faculty came naturally. His wife, Loida Nicholas Lewis, who is from the Philippines, was among the first immigrant lawyers to pass the New York State bar exams in 1974 without attending an American law school. She recently published a handbook titled, "101 Legal Ways to Stay in the USA."</w:t>
+        <w:t xml:space="preserve">  From the age of 9, Mr. Ma was pushed to learn English by his mother. ''Study harder,'' she told him. ''Score higher.'' At 12, he won entry into a highly selective boarding school where he toiled for 13 hours a day.</w:t>
         <w:br/>
-        <w:t>In 1988 Mr. Lewis created the Reginald F. Lewis Foundation and through it has given more than $4 million to educational, cultural and civil rights organizations in this country and abroad. Until the Harvard gift, his largest single gift was $1 million to Howard University. That and other predominantly black colleges continue to be recipients of his philanthropy.</w:t>
+        <w:t xml:space="preserve">  Today, Mr. Ma, 45, is a patent attorney, living in a stately home in Clarksville, Md., after years of study at universities in New York, Utah and Virginia and a first career as a software engineer. His wife, also a Chinese immigrant, works for the National Weather Service. Two-thirds of their daughter's second-grade classmates have parents from China or India.</w:t>
         <w:br/>
-        <w:t xml:space="preserve"> </w:t>
+        <w:t xml:space="preserve">  Mr. Ma sees his whole life as a struggle to achieve his Americanness.</w:t>
         <w:br/>
-        <w:t>Daughter on the Board</w:t>
+        <w:t xml:space="preserve">  ''Being in America is such a high privilege,'' he said, sitting in his brightly painted kitchen. ''As an immigrant I really feel it.'' He added: ''You cannot easily give that privilege to somebody without going through some kind of process. It's like giving lots of gold for one dollar.''</w:t>
         <w:br/>
-        <w:t xml:space="preserve"> The oldest of the Lewises' two daughters, Leslie, is a Harvard College student. On her 18th birthday, her father appointed her to his foundation's board.</w:t>
+        <w:t xml:space="preserve">  Mr. Ma voted for Hillary Clinton. But hearing liberals talk about undocumented immigrants confuses him: The fact that their entering the country broke the law is somehow sidestepped, like a crude remark at a polite dinner party. Democrats oppose deportation on the grounds that it breaks up families, Mr. Ma said. But so do other aspects of the justice system -- without setting off the same outcry.</w:t>
         <w:br/>
-        <w:t>"He gave me a brief to go and look at care programs for children with AIDS as my first assignment," said Ms. Lewis, who is also a director of TLC Beatrice International. "I was not sure I was ready for it, but he said I was. We were raised to be independent, liberated people -- thinkers, not clingers."</w:t>
+        <w:t xml:space="preserve">  ''If a single mother commits a crime and has to go to jail,'' he said, ''we don't say, 'Oh, we can't do that, because it will break her family.'''</w:t>
         <w:br/>
-        <w:t>Mr. Lewis prefers not to be singled out as a "black success story."</w:t>
+        <w:t xml:space="preserve">  This perspective baffled the sanctuary bill's supporters.</w:t>
         <w:br/>
-        <w:t>"I'm very proud of my heritage as an African-American," he said. "Unfortunately, when we label people it tends to circumscribe and define them in ways that cut away from their accomplishments or their achievements. I decided that, particularly in my business career, I would do everything I could to avoid that happening."</w:t>
+        <w:t xml:space="preserve">  Why, they asked, were naturalized citizens like Mr. Ma so threatened by the act of protecting people living in the country illegally -- many of whom had worked just as hard, and put down roots of their own, thanks to years of lax immigration enforcement and an economy that depended on their labor?</w:t>
+        <w:br/>
+        <w:t xml:space="preserve">  Undocumented immigrants, after all, live much more tenuous existences. Mr. Ma said that a liberal friend had chided him for not understanding his own advantages, compared with ''people who were here babysitting and doing all the cleaning and cutting grass for people.''</w:t>
+        <w:br/>
+        <w:t xml:space="preserve">  Mr. Ma has thought about this argument a lot. But he has concluded that it is irrelevant to the broader issue of legality.</w:t>
+        <w:br/>
+        <w:t xml:space="preserve">  Rather than treating the nation at large as complicit, he focuses on personal responsibility.</w:t>
+        <w:br/>
+        <w:t xml:space="preserve">  ''Just because you are a productive member of society, working hard, mowing lawns, that should not be the reason to give you that gold,'' he said. ''You kind of jammed something down America's throat. You said, 'I understand you haven't given me permission to contribute, but I want to contribute. So here I am doing it.'''</w:t>
+        <w:br/>
+        <w:t xml:space="preserve">  The Carpenter</w:t>
+        <w:br/>
+        <w:t xml:space="preserve">  Many Hispanics welcomed Democrats' efforts to make Maryland a sanctuary. Stanley Salazar, 37, did not.</w:t>
+        <w:br/>
+        <w:t xml:space="preserve">  A carpenter in Silver Spring, he compares living in the country illegally to being a guest in someone's home: Be on your best behavior. Make your bed and do the dishes. Any misbehavior -- drinking and driving, for example -- could mean you are no longer welcome.</w:t>
+        <w:br/>
+        <w:t xml:space="preserve">  Mr. Salazar, who is from El Salvador, knows this because he himself was illegal.</w:t>
+        <w:br/>
+        <w:t xml:space="preserve">  He first visited the United States when he was 10. His mother, a biology teacher, had a sister in Reno who had married an American. Mr. Salazar still remembers being amazed by his first all-you-can-eat buffet, and playing an arcade game called Paperboy, in which you raced on a bike, tossing newspapers and dodging obstacles on a suburban street.</w:t>
+        <w:br/>
+        <w:t xml:space="preserve">  His journey back, and to American citizenship, was long, but compared with more recent immigrants', relatively painless: He left law school in El Salvador in 2001 and traveled to Maryland on a tourist visa, but violated its terms by painting houses for cash. After several extensions, his visa expired. But he spoke English, thanks to his mother's tireless teaching. She had a green card. And he had a driver's license, a bank account and a car. By 2007, he had his own green card.</w:t>
+        <w:br/>
+        <w:t xml:space="preserve">  Now, he lives in a small house with his wife, their daughters and his mother, 73, who rides the subway into Washington every morning to her job serving sandwiches in a museum.</w:t>
+        <w:br/>
+        <w:t xml:space="preserve">  Mr. Salazar thinks sanctuary would be bad for Maryland. He bases this on what has already happened in Montgomery County, where he has been part of a Hispanic population boom.</w:t>
+        <w:br/>
+        <w:t xml:space="preserve">  The Salvadoran gang MS-13 has gained strength in the area recently, the authorities say, partly because of an influx of undocumented children arriving without their parents. The young arrivals are more susceptible to recruitment by gangs.</w:t>
+        <w:br/>
+        <w:t xml:space="preserve">  Mr. Salazar sees the statistics: At least 16 homicides in the county have been attributed to gangs since June 2015. About half have been linked to MS-13, including the killing of a 15-year-old girl in Gaithersburg.</w:t>
+        <w:br/>
+        <w:t xml:space="preserve">  ''I have three daughters right now and I'm thinking about them,'' Mr. Salazar said, sipping a milkshake at a Burger King in Gaithersburg. ''Don't I have the right to be afraid that this kind of stuff is increasing?''</w:t>
+        <w:br/>
+        <w:t xml:space="preserve">  But Mr. Salazar has other worries, too. The public school population has risen sharply, and the county recently raised property taxes by about 9 percent to keep up. The share of students enrolled in classes for English learners rose to 14.6 percent of the school population this year, up from 11.2 percent in 2009, and accounted for more than half the total increase of students in the school system this year.</w:t>
+        <w:br/>
+        <w:t xml:space="preserve">  But that burden is borne unequally, he said. The high school Mr. Salazar's daughters would attend, where more than 40 percent of students receive subsidized lunch, is ranked far below one in affluent Bethesda, where fewer than 5 percent qualify.</w:t>
+        <w:br/>
+        <w:t xml:space="preserve">  Mr. Salazar dismisses proponents of sanctuary as liberals living in areas that are insulated from the potential consequences. He believes politicians ''are using us like flags,'' casting immigrants as blameless victims.</w:t>
+        <w:br/>
+        <w:t xml:space="preserve">  But immigrants are people with flaws, he said. They need a way to gain legal status, not a safe space to remain here illegally.</w:t>
+        <w:br/>
+        <w:t xml:space="preserve">  ''We are not unicorns jumping over rainbows,'' he said. ''We are people. This is life. And life is hard.''</w:t>
+        <w:br/>
+        <w:t xml:space="preserve">  The Entrepreneur</w:t>
+        <w:br/>
+        <w:t xml:space="preserve">  On a recent spring afternoon here, a school bus bumped down a residential street, passed a woman wearing a bright green sari and came to a halt in front of a brick house with a lawn worn from soccer games and a well-used goal. The son and daughter of Biplab Pal stepped down and scampered home.</w:t>
+        <w:br/>
+        <w:t xml:space="preserve">  Immigrants have been coming here for years: Koreans at first, Indians more recently. Mr. Pal, 43, arrived in 2008, drawn by good schools. A third of the children in his son's fourth-grade class are Indian-American. Their parents are highly educated: Mr. Pal's real estate agent has a Ph.D. in biochemistry.</w:t>
+        <w:br/>
+        <w:t xml:space="preserve">  Gregarious and sharp-witted, Mr. Pal talked with Indian friends about the Howard County sanctuary bill. They did not like it.</w:t>
+        <w:br/>
+        <w:t xml:space="preserve">  Some told of sacrifices like missing a parent's funeral back in India, because traveling home could jeopardize the yearslong pursuit of a green card. With so many people waiting in line for years, the idea of providing sanctuary for those who had broken the law left a sour taste.</w:t>
+        <w:br/>
+        <w:t xml:space="preserve">  The more pressing priority, they told him, should be improving legal immigration.</w:t>
+        <w:br/>
+        <w:t xml:space="preserve">  ''You see the Indians get very angry because they have suffered so much to get a green card,'' said Mr. Pal, sitting at a table laden with Indian sweets. ''They think a country with one-sixth of the world's population should have more slots. But instead, everybody is fighting for illegal immigration.''</w:t>
+        <w:br/>
+        <w:t xml:space="preserve">  Mr. Pal got his own green card in just a few months, as part of a special category reserved for inventors and researchers. His company makes software that tracks the functioning of factory equipment.</w:t>
+        <w:br/>
+        <w:t xml:space="preserve">  He had a different objection to sanctuary: He believed it would lead to an increase in crime.</w:t>
+        <w:br/>
+        <w:t xml:space="preserve">  He used to live in Los Angeles, in a neighborhood with many undocumented immigrants and lots of crime. He saw a connection.</w:t>
+        <w:br/>
+        <w:t xml:space="preserve">  He conceded that his evidence was only anecdotal. But the research that liberals were always sending him to change his mind was unsatisfying. ''It's always crime statistics for all immigrants,'' he said. ''It's true -- crime is very low for legal immigrants. But I want to know about illegal immigrants. Nobody has statistics for that.''</w:t>
+        <w:br/>
+        <w:t xml:space="preserve">  Mr. Pal is a Democrat, like most Indian-Americans. He voted for Mrs. Clinton. But in the rush to oppose Mr. Trump, he believes, Democrats moved too far left on immigration.</w:t>
+        <w:br/>
+        <w:t xml:space="preserve">  It wasn't always like this. In 1996, President Bill Clinton talked about illegal immigration as a problem.</w:t>
+        <w:br/>
+        <w:t xml:space="preserve">  But now the talk is of sanctuary, which Mr. Pal believes would amount to an invitation. ''Do we really want more illegal immigrants in our country?'' he said. ''I don't think the answer is yes.''</w:t>
+        <w:br/>
+        <w:t xml:space="preserve">  And he is happy that  illegal border crossings have declined. ''I don't want to sound like a Trump supporter, but something is working,'' he said.</w:t>
+        <w:br/>
+        <w:t xml:space="preserve">  Most undocumented immigrants are Latino, and some sanctuary supporters believe that the Asian-Americans who oppose it -- and who came to this country by airplane to earn graduate degrees -- look down on those who crossed the border on foot, as a matter of race, class or misplaced fear.</w:t>
+        <w:br/>
+        <w:t xml:space="preserve">  Perhaps legal immigrants should be more understanding, Mr. Pal said, but that might be asking too much.</w:t>
+        <w:br/>
+        <w:t xml:space="preserve">  ''Frankly speaking, each immigrant has their own little story of how they struggled in the United States,'' he said. ''To tell the truth, illegal people have suffered 1,000 times more. But people only see their own suffering.''</w:t>
+        <w:br/>
+        <w:t xml:space="preserve">  The Statistician</w:t>
+        <w:br/>
+        <w:t xml:space="preserve">  Hongling Zhou was born in 1966, the year Mao Zedong started the Cultural Revolution. Politics followed her throughout her young life.</w:t>
+        <w:br/>
+        <w:t xml:space="preserve">  She was a graduate student in math when the 1989 student movement ignited protests across the country. She remembers days of protesting and nights staying up late talking about change. When the military killed hundreds of protesters in Beijing, she could not bear to stay.</w:t>
+        <w:br/>
+        <w:t xml:space="preserve">  ''We left after that -- a lot of us left after that,'' she said, sitting at her kitchen table.</w:t>
+        <w:br/>
+        <w:t xml:space="preserve">  At Indiana University, she earned a master's degree in statistics while working part time in a hospital. Now, Ms. Zhou lives in Clarksville, Md., with her husband, a software engineer who also emigrated from China, and their son and daughter.</w:t>
+        <w:br/>
+        <w:t xml:space="preserve">  She knocked on doors for a presidential candidate before she could even vote -- in 2004 in Pennsylvania for John Kerry. She was angry about the war in Iraq. Her first vote after becoming a citizen in 2007 was for Barack Obama.</w:t>
+        <w:br/>
+        <w:t xml:space="preserve">  But never has she been more politically active than during the short life of the sanctuary bill in Howard County.</w:t>
+        <w:br/>
+        <w:t xml:space="preserve">  Ms. Zhou first learned of it on WeChat, a messaging app popular among Chinese-Americans. She talked to friends and neighbors. Nobody liked the idea. Many were afraid that carving out a safe space for illegal immigrants would mean that more would come, and that public-school classes would swell and teachers would be spread thin.</w:t>
+        <w:br/>
+        <w:t xml:space="preserve">  So on a cold night in early January, about a dozen people gathered around Ms. Zhou's long wooden dining table, drafted short speeches and took turns delivering them over steaming bowls of sweet bean soup with chia seeds. Most, she said, had never done anything more political than vote.</w:t>
+        <w:br/>
+        <w:t xml:space="preserve">  ''I read my draft, but then I totally changed it,'' Ms. Zhou recalled. ''I talked a lot about how many years it took to get citizenship, and I actually started crying. One person said, 'Don't do that!' And someone else said, 'Let her cry!'''</w:t>
+        <w:br/>
+        <w:t xml:space="preserve">  The bill's supporters argued that, sanctuary or not, undocumented immigrants would be unable to afford housing in the county, where the typical home is valued at  around $430,000.</w:t>
+        <w:br/>
+        <w:t xml:space="preserve">  But Ms. Zhou saw things differently. Immigrants double up in houses, she said. They rent apartments or mobile homes. Her cleaning lady, who she recently discovered is undocumented, lives in a trailer in the county.</w:t>
+        <w:br/>
+        <w:t xml:space="preserve">  Though she opposes sanctuary, Ms. Zhou said that immigrants in the country illegally should be given a chance to gain citizenship, not be deported. But that is a nuanced position, and these are polarized times.</w:t>
+        <w:br/>
+        <w:t xml:space="preserve">  Ms. Zhou and several dozen opponents posed for a group photograph after testifying in Annapolis. They were smiling. Many wore yellow T-shirts made for the occasion.</w:t>
+        <w:br/>
+        <w:t xml:space="preserve">  On Facebook, someone commented: ''Trump Terrorists.''</w:t>
+        <w:br/>
+        <w:t xml:space="preserve">  Ms. Zhou felt stung, but also confused. All she had done was disagree.</w:t>
+        <w:br/>
+        <w:br/>
+        <w:t>https://www.nytimes.com/2017/05/08/us/legal-immigrants-who-oppose-illegal-immigration.html</w:t>
         <w:br/>
         <w:br/>
         <w:t>Graphic</w:t>
@@ -103,7 +214,9 @@
         <w:br/>
         <w:t xml:space="preserve"> </w:t>
         <w:br/>
-        <w:t>Photo: Reginald F. Lewis, who heads the largest black-owned company in the country, has announced he will give Harvard Law $3 million, the largest donation from an individual in the school's 175-year history. With him in his office was his daughter, Leslie, a member of the company's board. (Philip Greenberg for The New York Times)</w:t>
+        <w:t>PHOTOS: J.D. Ma, below, a lawyer who grew up in Shanghai, says living in America is a ''high privilege.'' Biplab Pal, right, with his daughter, Ariana, is pleased illegal border crossings have dropped.</w:t>
+        <w:br/>
+        <w:t xml:space="preserve"> Stanley Salazar, above, at home in Silver Spring, Md., and Hongling Zhou, right, in Clarksville, Md. Both oppose sanctuary plans but say immigrants need a way to gain legal status. (PHOTOGRAPHS BY MATT ROTH FOR THE NEW YORK TIMES) (A14-A15)</w:t>
       </w:r>
     </w:p>
     <w:sectPr>
